--- a/Books/RPG_Books/ThePrincessAndTheMurderHobo/Cover_ThePrincessAndTheMurderHobo.docx
+++ b/Books/RPG_Books/ThePrincessAndTheMurderHobo/Cover_ThePrincessAndTheMurderHobo.docx
@@ -71,7 +71,7 @@
         <w:jc w:val="center"/>
         <w:rPr>
           <w:b/>
-          <w:color w:val="F2F2F2" w:themeColor="background1" w:themeShade="F2"/>
+          <w:color w:val="FFFF00"/>
           <w:sz w:val="48"/>
           <w:szCs w:val="48"/>
         </w:rPr>
@@ -79,7 +79,7 @@
       <w:r>
         <w:rPr>
           <w:b/>
-          <w:color w:val="F2F2F2" w:themeColor="background1" w:themeShade="F2"/>
+          <w:color w:val="FFFF00"/>
           <w:sz w:val="48"/>
           <w:szCs w:val="48"/>
         </w:rPr>
@@ -88,39 +88,50 @@
       <w:r>
         <w:rPr>
           <w:b/>
-          <w:color w:val="FF0000"/>
+          <w:color w:val="FFFF00"/>
           <w:sz w:val="48"/>
           <w:szCs w:val="48"/>
         </w:rPr>
         <w:br/>
-      </w:r>
-      <w:r>
-        <w:rPr>
-          <w:b/>
-          <w:color w:val="F2F2F2" w:themeColor="background1" w:themeShade="F2"/>
+        <w:t>Sometimes they are real,</w:t>
+      </w:r>
+      <w:r>
+        <w:rPr>
+          <w:b/>
+          <w:color w:val="FFFF00"/>
           <w:sz w:val="48"/>
           <w:szCs w:val="48"/>
         </w:rPr>
-        <w:t>Sometimes they are real,</w:t>
-      </w:r>
-      <w:r>
-        <w:rPr>
-          <w:b/>
-          <w:color w:val="F2F2F2" w:themeColor="background1" w:themeShade="F2"/>
+        <w:t xml:space="preserve"> </w:t>
+      </w:r>
+      <w:r>
+        <w:rPr>
+          <w:b/>
+          <w:color w:val="FFFF00"/>
           <w:sz w:val="48"/>
           <w:szCs w:val="48"/>
         </w:rPr>
-        <w:t xml:space="preserve"> </w:t>
-      </w:r>
-      <w:r>
-        <w:rPr>
-          <w:b/>
-          <w:color w:val="F2F2F2" w:themeColor="background1" w:themeShade="F2"/>
+        <w:br/>
+      </w:r>
+      <w:proofErr w:type="gramStart"/>
+      <w:r>
+        <w:rPr>
+          <w:b/>
+          <w:color w:val="FFFF00"/>
           <w:sz w:val="48"/>
           <w:szCs w:val="48"/>
         </w:rPr>
-        <w:br/>
-        <w:t>With big teeth</w:t>
+        <w:t>With</w:t>
+      </w:r>
+      <w:proofErr w:type="gramEnd"/>
+      <w:r>
+        <w:rPr>
+          <w:b/>
+          <w:color w:val="FFFF00"/>
+          <w:sz w:val="48"/>
+          <w:szCs w:val="48"/>
+        </w:rPr>
+        <w:t xml:space="preserve"> big teeth</w:t>
       </w:r>
     </w:p>
     <w:p>
@@ -128,7 +139,7 @@
         <w:ind w:left="360" w:right="475"/>
         <w:rPr>
           <w:b/>
-          <w:color w:val="F2F2F2" w:themeColor="background1" w:themeShade="F2"/>
+          <w:color w:val="FFFF00"/>
           <w:sz w:val="32"/>
           <w:szCs w:val="32"/>
         </w:rPr>
@@ -136,7 +147,7 @@
       <w:r>
         <w:rPr>
           <w:b/>
-          <w:color w:val="F2F2F2" w:themeColor="background1" w:themeShade="F2"/>
+          <w:color w:val="FFFF00"/>
           <w:sz w:val="32"/>
           <w:szCs w:val="32"/>
         </w:rPr>
@@ -148,7 +159,7 @@
         <w:ind w:left="360" w:right="475"/>
         <w:rPr>
           <w:b/>
-          <w:color w:val="F2F2F2" w:themeColor="background1" w:themeShade="F2"/>
+          <w:color w:val="FFFF00"/>
           <w:sz w:val="32"/>
           <w:szCs w:val="32"/>
         </w:rPr>
@@ -156,7 +167,7 @@
       <w:r>
         <w:rPr>
           <w:b/>
-          <w:color w:val="F2F2F2" w:themeColor="background1" w:themeShade="F2"/>
+          <w:color w:val="FFFF00"/>
           <w:sz w:val="32"/>
           <w:szCs w:val="32"/>
         </w:rPr>
@@ -165,7 +176,7 @@
       <w:r>
         <w:rPr>
           <w:b/>
-          <w:color w:val="F2F2F2" w:themeColor="background1" w:themeShade="F2"/>
+          <w:color w:val="FFFF00"/>
           <w:sz w:val="32"/>
           <w:szCs w:val="32"/>
         </w:rPr>
@@ -174,7 +185,7 @@
       <w:r>
         <w:rPr>
           <w:b/>
-          <w:color w:val="F2F2F2" w:themeColor="background1" w:themeShade="F2"/>
+          <w:color w:val="FFFF00"/>
           <w:sz w:val="32"/>
           <w:szCs w:val="32"/>
         </w:rPr>
@@ -183,7 +194,7 @@
       <w:r>
         <w:rPr>
           <w:b/>
-          <w:color w:val="F2F2F2" w:themeColor="background1" w:themeShade="F2"/>
+          <w:color w:val="FFFF00"/>
           <w:sz w:val="32"/>
           <w:szCs w:val="32"/>
         </w:rPr>
@@ -192,7 +203,7 @@
       <w:r>
         <w:rPr>
           <w:b/>
-          <w:color w:val="F2F2F2" w:themeColor="background1" w:themeShade="F2"/>
+          <w:color w:val="FFFF00"/>
           <w:sz w:val="32"/>
           <w:szCs w:val="32"/>
         </w:rPr>
@@ -201,7 +212,7 @@
       <w:r>
         <w:rPr>
           <w:b/>
-          <w:color w:val="F2F2F2" w:themeColor="background1" w:themeShade="F2"/>
+          <w:color w:val="FFFF00"/>
           <w:sz w:val="32"/>
           <w:szCs w:val="32"/>
         </w:rPr>
@@ -210,7 +221,7 @@
       <w:r>
         <w:rPr>
           <w:b/>
-          <w:color w:val="F2F2F2" w:themeColor="background1" w:themeShade="F2"/>
+          <w:color w:val="FFFF00"/>
           <w:sz w:val="32"/>
           <w:szCs w:val="32"/>
         </w:rPr>
@@ -222,7 +233,7 @@
         <w:ind w:left="360" w:right="475"/>
         <w:rPr>
           <w:b/>
-          <w:color w:val="F2F2F2" w:themeColor="background1" w:themeShade="F2"/>
+          <w:color w:val="FFFF00"/>
           <w:sz w:val="32"/>
           <w:szCs w:val="32"/>
         </w:rPr>
@@ -230,29 +241,11 @@
       <w:r>
         <w:rPr>
           <w:b/>
-          <w:color w:val="F2F2F2" w:themeColor="background1" w:themeShade="F2"/>
-          <w:sz w:val="32"/>
-          <w:szCs w:val="32"/>
-        </w:rPr>
-        <w:t>It's also hard to live on the streets of London, where pickpocket</w:t>
-      </w:r>
-      <w:r>
-        <w:rPr>
-          <w:b/>
-          <w:color w:val="F2F2F2" w:themeColor="background1" w:themeShade="F2"/>
-          <w:sz w:val="32"/>
-          <w:szCs w:val="32"/>
-        </w:rPr>
-        <w:t xml:space="preserve">s, rapists and murderers abound - </w:t>
-      </w:r>
-      <w:r>
-        <w:rPr>
-          <w:b/>
-          <w:color w:val="F2F2F2" w:themeColor="background1" w:themeShade="F2"/>
-          <w:sz w:val="32"/>
-          <w:szCs w:val="32"/>
-        </w:rPr>
-        <w:t>Unless you get a reputation by accidentally killing a rapist.</w:t>
+          <w:color w:val="FFFF00"/>
+          <w:sz w:val="32"/>
+          <w:szCs w:val="32"/>
+        </w:rPr>
+        <w:t>It's also hard to live on the streets of London, where pickpockets, rapists and murderers abound - Unless you get a reputation by accidentally killing a rapist.</w:t>
       </w:r>
     </w:p>
     <w:p>
@@ -260,7 +253,7 @@
         <w:ind w:left="360" w:right="475"/>
         <w:rPr>
           <w:b/>
-          <w:color w:val="F2F2F2" w:themeColor="background1" w:themeShade="F2"/>
+          <w:color w:val="FFFF00"/>
           <w:sz w:val="32"/>
           <w:szCs w:val="32"/>
         </w:rPr>
@@ -268,7 +261,7 @@
       <w:r>
         <w:rPr>
           <w:b/>
-          <w:color w:val="F2F2F2" w:themeColor="background1" w:themeShade="F2"/>
+          <w:color w:val="FFFF00"/>
           <w:sz w:val="32"/>
           <w:szCs w:val="32"/>
         </w:rPr>
@@ -277,7 +270,7 @@
       <w:r>
         <w:rPr>
           <w:b/>
-          <w:color w:val="F2F2F2" w:themeColor="background1" w:themeShade="F2"/>
+          <w:color w:val="FFFF00"/>
           <w:sz w:val="32"/>
           <w:szCs w:val="32"/>
         </w:rPr>
@@ -286,7 +279,7 @@
       <w:r>
         <w:rPr>
           <w:b/>
-          <w:color w:val="F2F2F2" w:themeColor="background1" w:themeShade="F2"/>
+          <w:color w:val="FFFF00"/>
           <w:sz w:val="32"/>
           <w:szCs w:val="32"/>
         </w:rPr>
@@ -296,7 +289,7 @@
       <w:r>
         <w:rPr>
           <w:b/>
-          <w:color w:val="F2F2F2" w:themeColor="background1" w:themeShade="F2"/>
+          <w:color w:val="FFFF00"/>
           <w:sz w:val="32"/>
           <w:szCs w:val="32"/>
         </w:rPr>
@@ -306,7 +299,7 @@
       <w:r>
         <w:rPr>
           <w:b/>
-          <w:color w:val="F2F2F2" w:themeColor="background1" w:themeShade="F2"/>
+          <w:color w:val="FFFF00"/>
           <w:sz w:val="32"/>
           <w:szCs w:val="32"/>
         </w:rPr>
@@ -316,7 +309,7 @@
       <w:r>
         <w:rPr>
           <w:b/>
-          <w:color w:val="F2F2F2" w:themeColor="background1" w:themeShade="F2"/>
+          <w:color w:val="FFFF00"/>
           <w:sz w:val="32"/>
           <w:szCs w:val="32"/>
         </w:rPr>
@@ -326,7 +319,7 @@
       <w:r>
         <w:rPr>
           <w:b/>
-          <w:color w:val="F2F2F2" w:themeColor="background1" w:themeShade="F2"/>
+          <w:color w:val="FFFF00"/>
           <w:sz w:val="32"/>
           <w:szCs w:val="32"/>
         </w:rPr>
@@ -336,7 +329,7 @@
       <w:r>
         <w:rPr>
           <w:b/>
-          <w:color w:val="F2F2F2" w:themeColor="background1" w:themeShade="F2"/>
+          <w:color w:val="FFFF00"/>
           <w:sz w:val="32"/>
           <w:szCs w:val="32"/>
         </w:rPr>
@@ -346,7 +339,7 @@
       <w:r>
         <w:rPr>
           <w:b/>
-          <w:color w:val="F2F2F2" w:themeColor="background1" w:themeShade="F2"/>
+          <w:color w:val="FFFF00"/>
           <w:sz w:val="32"/>
           <w:szCs w:val="32"/>
         </w:rPr>
@@ -358,7 +351,7 @@
         <w:ind w:left="360" w:right="475"/>
         <w:rPr>
           <w:b/>
-          <w:color w:val="F2F2F2" w:themeColor="background1" w:themeShade="F2"/>
+          <w:color w:val="FFFF00"/>
           <w:sz w:val="32"/>
           <w:szCs w:val="32"/>
         </w:rPr>
@@ -366,7 +359,7 @@
       <w:r>
         <w:rPr>
           <w:b/>
-          <w:color w:val="F2F2F2" w:themeColor="background1" w:themeShade="F2"/>
+          <w:color w:val="FFFF00"/>
           <w:sz w:val="32"/>
           <w:szCs w:val="32"/>
         </w:rPr>
@@ -1446,7 +1439,7 @@
 </file>
 
 <file path=customXml/itemProps1.xml><?xml version="1.0" encoding="utf-8"?>
-<ds:datastoreItem xmlns:ds="http://schemas.openxmlformats.org/officeDocument/2006/customXml" ds:itemID="{AC971C17-D0D9-4CB8-A4DF-40496C3B2BF9}">
+<ds:datastoreItem xmlns:ds="http://schemas.openxmlformats.org/officeDocument/2006/customXml" ds:itemID="{EA0AD96F-C5B7-49CD-9F4C-741077873BA1}">
   <ds:schemaRefs>
     <ds:schemaRef ds:uri="http://schemas.openxmlformats.org/officeDocument/2006/bibliography"/>
   </ds:schemaRefs>

--- a/Books/RPG_Books/ThePrincessAndTheMurderHobo/Cover_ThePrincessAndTheMurderHobo.docx
+++ b/Books/RPG_Books/ThePrincessAndTheMurderHobo/Cover_ThePrincessAndTheMurderHobo.docx
@@ -71,7 +71,7 @@
         <w:jc w:val="center"/>
         <w:rPr>
           <w:b/>
-          <w:color w:val="FFFF00"/>
+          <w:color w:val="00B0F0"/>
           <w:sz w:val="48"/>
           <w:szCs w:val="48"/>
         </w:rPr>
@@ -79,7 +79,7 @@
       <w:r>
         <w:rPr>
           <w:b/>
-          <w:color w:val="FFFF00"/>
+          <w:color w:val="00B0F0"/>
           <w:sz w:val="48"/>
           <w:szCs w:val="48"/>
         </w:rPr>
@@ -88,46 +88,44 @@
       <w:r>
         <w:rPr>
           <w:b/>
-          <w:color w:val="FFFF00"/>
+          <w:color w:val="00B0F0"/>
           <w:sz w:val="48"/>
           <w:szCs w:val="48"/>
         </w:rPr>
         <w:br/>
-        <w:t>Sometimes they are real,</w:t>
-      </w:r>
-      <w:r>
-        <w:rPr>
-          <w:b/>
-          <w:color w:val="FFFF00"/>
+        <w:t>Sometimes they are real</w:t>
+      </w:r>
+      <w:r>
+        <w:rPr>
+          <w:b/>
+          <w:color w:val="00B0F0"/>
           <w:sz w:val="48"/>
           <w:szCs w:val="48"/>
         </w:rPr>
-        <w:t xml:space="preserve"> </w:t>
-      </w:r>
-      <w:r>
-        <w:rPr>
-          <w:b/>
-          <w:color w:val="FFFF00"/>
+        <w:t xml:space="preserve"> - </w:t>
+      </w:r>
+      <w:r>
+        <w:rPr>
+          <w:b/>
+          <w:color w:val="00B0F0"/>
           <w:sz w:val="48"/>
           <w:szCs w:val="48"/>
         </w:rPr>
         <w:br/>
       </w:r>
-      <w:proofErr w:type="gramStart"/>
-      <w:r>
-        <w:rPr>
-          <w:b/>
-          <w:color w:val="FFFF00"/>
+      <w:r>
+        <w:rPr>
+          <w:b/>
+          <w:color w:val="00B0F0"/>
           <w:sz w:val="48"/>
           <w:szCs w:val="48"/>
         </w:rPr>
-        <w:t>With</w:t>
-      </w:r>
-      <w:proofErr w:type="gramEnd"/>
-      <w:r>
-        <w:rPr>
-          <w:b/>
-          <w:color w:val="FFFF00"/>
+        <w:t>Often with</w:t>
+      </w:r>
+      <w:r>
+        <w:rPr>
+          <w:b/>
+          <w:color w:val="00B0F0"/>
           <w:sz w:val="48"/>
           <w:szCs w:val="48"/>
         </w:rPr>
@@ -139,7 +137,7 @@
         <w:ind w:left="360" w:right="475"/>
         <w:rPr>
           <w:b/>
-          <w:color w:val="FFFF00"/>
+          <w:color w:val="00B0F0"/>
           <w:sz w:val="32"/>
           <w:szCs w:val="32"/>
         </w:rPr>
@@ -147,7 +145,7 @@
       <w:r>
         <w:rPr>
           <w:b/>
-          <w:color w:val="FFFF00"/>
+          <w:color w:val="00B0F0"/>
           <w:sz w:val="32"/>
           <w:szCs w:val="32"/>
         </w:rPr>
@@ -159,7 +157,7 @@
         <w:ind w:left="360" w:right="475"/>
         <w:rPr>
           <w:b/>
-          <w:color w:val="FFFF00"/>
+          <w:color w:val="00B0F0"/>
           <w:sz w:val="32"/>
           <w:szCs w:val="32"/>
         </w:rPr>
@@ -167,7 +165,7 @@
       <w:r>
         <w:rPr>
           <w:b/>
-          <w:color w:val="FFFF00"/>
+          <w:color w:val="00B0F0"/>
           <w:sz w:val="32"/>
           <w:szCs w:val="32"/>
         </w:rPr>
@@ -176,7 +174,7 @@
       <w:r>
         <w:rPr>
           <w:b/>
-          <w:color w:val="FFFF00"/>
+          <w:color w:val="00B0F0"/>
           <w:sz w:val="32"/>
           <w:szCs w:val="32"/>
         </w:rPr>
@@ -185,7 +183,7 @@
       <w:r>
         <w:rPr>
           <w:b/>
-          <w:color w:val="FFFF00"/>
+          <w:color w:val="00B0F0"/>
           <w:sz w:val="32"/>
           <w:szCs w:val="32"/>
         </w:rPr>
@@ -194,7 +192,7 @@
       <w:r>
         <w:rPr>
           <w:b/>
-          <w:color w:val="FFFF00"/>
+          <w:color w:val="00B0F0"/>
           <w:sz w:val="32"/>
           <w:szCs w:val="32"/>
         </w:rPr>
@@ -203,7 +201,7 @@
       <w:r>
         <w:rPr>
           <w:b/>
-          <w:color w:val="FFFF00"/>
+          <w:color w:val="00B0F0"/>
           <w:sz w:val="32"/>
           <w:szCs w:val="32"/>
         </w:rPr>
@@ -212,7 +210,7 @@
       <w:r>
         <w:rPr>
           <w:b/>
-          <w:color w:val="FFFF00"/>
+          <w:color w:val="00B0F0"/>
           <w:sz w:val="32"/>
           <w:szCs w:val="32"/>
         </w:rPr>
@@ -221,7 +219,7 @@
       <w:r>
         <w:rPr>
           <w:b/>
-          <w:color w:val="FFFF00"/>
+          <w:color w:val="00B0F0"/>
           <w:sz w:val="32"/>
           <w:szCs w:val="32"/>
         </w:rPr>
@@ -233,7 +231,7 @@
         <w:ind w:left="360" w:right="475"/>
         <w:rPr>
           <w:b/>
-          <w:color w:val="FFFF00"/>
+          <w:color w:val="00B0F0"/>
           <w:sz w:val="32"/>
           <w:szCs w:val="32"/>
         </w:rPr>
@@ -241,7 +239,7 @@
       <w:r>
         <w:rPr>
           <w:b/>
-          <w:color w:val="FFFF00"/>
+          <w:color w:val="00B0F0"/>
           <w:sz w:val="32"/>
           <w:szCs w:val="32"/>
         </w:rPr>
@@ -253,7 +251,7 @@
         <w:ind w:left="360" w:right="475"/>
         <w:rPr>
           <w:b/>
-          <w:color w:val="FFFF00"/>
+          <w:color w:val="00B0F0"/>
           <w:sz w:val="32"/>
           <w:szCs w:val="32"/>
         </w:rPr>
@@ -261,7 +259,7 @@
       <w:r>
         <w:rPr>
           <w:b/>
-          <w:color w:val="FFFF00"/>
+          <w:color w:val="00B0F0"/>
           <w:sz w:val="32"/>
           <w:szCs w:val="32"/>
         </w:rPr>
@@ -270,7 +268,7 @@
       <w:r>
         <w:rPr>
           <w:b/>
-          <w:color w:val="FFFF00"/>
+          <w:color w:val="00B0F0"/>
           <w:sz w:val="32"/>
           <w:szCs w:val="32"/>
         </w:rPr>
@@ -279,27 +277,63 @@
       <w:r>
         <w:rPr>
           <w:b/>
-          <w:color w:val="FFFF00"/>
-          <w:sz w:val="32"/>
-          <w:szCs w:val="32"/>
-        </w:rPr>
-        <w:t xml:space="preserve"> when confronted by rats. Yes rats. </w:t>
+          <w:color w:val="00B0F0"/>
+          <w:sz w:val="32"/>
+          <w:szCs w:val="32"/>
+        </w:rPr>
+        <w:t xml:space="preserve"> when confronted by rats. Yes rats</w:t>
+      </w:r>
+      <w:r>
+        <w:rPr>
+          <w:b/>
+          <w:color w:val="00B0F0"/>
+          <w:sz w:val="32"/>
+          <w:szCs w:val="32"/>
+        </w:rPr>
+        <w:t xml:space="preserve"> -</w:t>
+      </w:r>
+      <w:r>
+        <w:rPr>
+          <w:b/>
+          <w:color w:val="00B0F0"/>
+          <w:sz w:val="32"/>
+          <w:szCs w:val="32"/>
+        </w:rPr>
+        <w:t xml:space="preserve">. </w:t>
       </w:r>
       <w:proofErr w:type="gramStart"/>
       <w:r>
         <w:rPr>
           <w:b/>
-          <w:color w:val="FFFF00"/>
-          <w:sz w:val="32"/>
-          <w:szCs w:val="32"/>
-        </w:rPr>
-        <w:t>Big ones.</w:t>
+          <w:color w:val="00B0F0"/>
+          <w:sz w:val="32"/>
+          <w:szCs w:val="32"/>
+        </w:rPr>
+        <w:t xml:space="preserve">Big </w:t>
+      </w:r>
+      <w:r>
+        <w:rPr>
+          <w:b/>
+          <w:color w:val="00B0F0"/>
+          <w:sz w:val="32"/>
+          <w:szCs w:val="32"/>
+        </w:rPr>
+        <w:t>rats</w:t>
+      </w:r>
+      <w:r>
+        <w:rPr>
+          <w:b/>
+          <w:color w:val="00B0F0"/>
+          <w:sz w:val="32"/>
+          <w:szCs w:val="32"/>
+        </w:rPr>
+        <w:t>.</w:t>
       </w:r>
       <w:proofErr w:type="gramEnd"/>
       <w:r>
         <w:rPr>
           <w:b/>
-          <w:color w:val="FFFF00"/>
+          <w:color w:val="00B0F0"/>
           <w:sz w:val="32"/>
           <w:szCs w:val="32"/>
         </w:rPr>
@@ -309,7 +343,7 @@
       <w:r>
         <w:rPr>
           <w:b/>
-          <w:color w:val="FFFF00"/>
+          <w:color w:val="00B0F0"/>
           <w:sz w:val="32"/>
           <w:szCs w:val="32"/>
         </w:rPr>
@@ -319,7 +353,7 @@
       <w:r>
         <w:rPr>
           <w:b/>
-          <w:color w:val="FFFF00"/>
+          <w:color w:val="00B0F0"/>
           <w:sz w:val="32"/>
           <w:szCs w:val="32"/>
         </w:rPr>
@@ -329,7 +363,7 @@
       <w:r>
         <w:rPr>
           <w:b/>
-          <w:color w:val="FFFF00"/>
+          <w:color w:val="00B0F0"/>
           <w:sz w:val="32"/>
           <w:szCs w:val="32"/>
         </w:rPr>
@@ -339,7 +373,7 @@
       <w:r>
         <w:rPr>
           <w:b/>
-          <w:color w:val="FFFF00"/>
+          <w:color w:val="00B0F0"/>
           <w:sz w:val="32"/>
           <w:szCs w:val="32"/>
         </w:rPr>
@@ -351,7 +385,7 @@
         <w:ind w:left="360" w:right="475"/>
         <w:rPr>
           <w:b/>
-          <w:color w:val="FFFF00"/>
+          <w:color w:val="00B0F0"/>
           <w:sz w:val="32"/>
           <w:szCs w:val="32"/>
         </w:rPr>
@@ -359,11 +393,67 @@
       <w:r>
         <w:rPr>
           <w:b/>
-          <w:color w:val="FFFF00"/>
-          <w:sz w:val="32"/>
-          <w:szCs w:val="32"/>
-        </w:rPr>
-        <w:t>The good news - Overcoming monsters always makes you stronger.</w:t>
+          <w:color w:val="00B0F0"/>
+          <w:sz w:val="32"/>
+          <w:szCs w:val="32"/>
+        </w:rPr>
+        <w:t xml:space="preserve">The good news </w:t>
+      </w:r>
+      <w:r>
+        <w:rPr>
+          <w:b/>
+          <w:color w:val="00B0F0"/>
+          <w:sz w:val="32"/>
+          <w:szCs w:val="32"/>
+        </w:rPr>
+        <w:t>–</w:t>
+      </w:r>
+      <w:r>
+        <w:rPr>
+          <w:b/>
+          <w:color w:val="00B0F0"/>
+          <w:sz w:val="32"/>
+          <w:szCs w:val="32"/>
+        </w:rPr>
+        <w:t xml:space="preserve"> Overcoming</w:t>
+      </w:r>
+      <w:r>
+        <w:rPr>
+          <w:b/>
+          <w:color w:val="00B0F0"/>
+          <w:sz w:val="32"/>
+          <w:szCs w:val="32"/>
+        </w:rPr>
+        <w:t xml:space="preserve"> </w:t>
+      </w:r>
+      <w:r>
+        <w:rPr>
+          <w:b/>
+          <w:color w:val="00B0F0"/>
+          <w:sz w:val="32"/>
+          <w:szCs w:val="32"/>
+        </w:rPr>
+        <w:t>monsters always makes you stronger.</w:t>
+      </w:r>
+    </w:p>
+    <w:p>
+      <w:pPr>
+        <w:ind w:left="360" w:right="475"/>
+        <w:rPr>
+          <w:b/>
+          <w:color w:val="00B0F0"/>
+          <w:sz w:val="32"/>
+          <w:szCs w:val="32"/>
+        </w:rPr>
+      </w:pPr>
+      <w:r>
+        <w:rPr>
+          <w:b/>
+          <w:color w:val="00B0F0"/>
+          <w:sz w:val="32"/>
+          <w:szCs w:val="32"/>
+        </w:rPr>
+        <w:t>The bad news – Facing monsters can get you killed.</w:t>
       </w:r>
     </w:p>
     <w:tbl>
@@ -1439,7 +1529,7 @@
 </file>
 
 <file path=customXml/itemProps1.xml><?xml version="1.0" encoding="utf-8"?>
-<ds:datastoreItem xmlns:ds="http://schemas.openxmlformats.org/officeDocument/2006/customXml" ds:itemID="{EA0AD96F-C5B7-49CD-9F4C-741077873BA1}">
+<ds:datastoreItem xmlns:ds="http://schemas.openxmlformats.org/officeDocument/2006/customXml" ds:itemID="{2E020B1E-B931-4432-95C9-93212D0DACEF}">
   <ds:schemaRefs>
     <ds:schemaRef ds:uri="http://schemas.openxmlformats.org/officeDocument/2006/bibliography"/>
   </ds:schemaRefs>
